--- a/arb/docx/020.content.docx
+++ b/arb/docx/020.content.docx
@@ -13304,39 +13304,7 @@
           <w:cs/>
           <w:lang w:val="ar_AE" w:bidi="ar_AE"/>
         </w:rPr>
-        <w:t>ثمن يُدفَع لفداء أو تحرير العبيد، أو الأسرى، أو الممتلكات، أو الحياة. وصفَ يسوع خدمته كُلََّها بأنها خدمة مَن يَبذل حياته فِديةً عن كثيرين (</w:t>
-      </w:r>
-      <w:r>
-        <w:rPr>
-          <w:rtl/>
-          <w:cs/>
-          <w:lang w:val="ar_AE" w:bidi="ar_AE"/>
-        </w:rPr>
-        <w:t>متى ٢٠: ٢٨</w:t>
-      </w:r>
-      <w:r>
-        <w:rPr>
-          <w:rtl/>
-          <w:cs/>
-          <w:lang w:val="ar_AE" w:bidi="ar_AE"/>
-        </w:rPr>
-        <w:t xml:space="preserve">؛ </w:t>
-      </w:r>
-      <w:r>
-        <w:rPr>
-          <w:rtl/>
-          <w:cs/>
-          <w:lang w:val="ar_AE" w:bidi="ar_AE"/>
-        </w:rPr>
-        <w:t>مرقس ١٠: ٤٥</w:t>
-      </w:r>
-      <w:r>
-        <w:rPr>
-          <w:rtl/>
-          <w:cs/>
-          <w:lang w:val="ar_AE" w:bidi="ar_AE"/>
-        </w:rPr>
-        <w:t>). مِن ثَمَّ، تَرتبط كلمة "فِدية" ارتباطًا وثيقًا بتعبيرات مثل "فداء" و"خلاص،" فيما يَتعلَّق بالتَرضية التي صنعها المسيح في التكفير عن الخطية.</w:t>
+        <w:t>ثمن يُدفَع لفداء أو تحرير العبيد، أو الأسرى، أو الممتلكات، أو الحياة. وصفَ يسوع خدمته كُلََّها بأنها خدمة مَن يَبذل حياته فِديةً عن كثيرين (متى ٢٠: ٢٨؛ مرقس ١٠: ٤٥). مِن ثَمَّ، تَرتبط كلمة "فِدية" ارتباطًا وثيقًا بتعبيرات مثل "فداء" و"خلاص،" فيما يَتعلَّق بالتَرضية التي صنعها المسيح في التكفير عن الخطية.</w:t>
       </w:r>
     </w:p>
     <w:p>
@@ -13370,23 +13338,7 @@
           <w:cs/>
           <w:lang w:val="ar_AE" w:bidi="ar_AE"/>
         </w:rPr>
-        <w:t xml:space="preserve">في العهد القديم، قَدَّم الله قواعد مختلفة لشعب العهد الخاص به، حيث يمكن "افتداء" الحياة والممتلكات، أو "إعادة شرائها،" أو "تحريرها" عن طريق دفع فِديةٍ ما (راجع </w:t>
-      </w:r>
-      <w:r>
-        <w:rPr>
-          <w:rtl/>
-          <w:cs/>
-          <w:lang w:val="ar_AE" w:bidi="ar_AE"/>
-        </w:rPr>
-        <w:t>لاويين ٢٥–٢٧</w:t>
-      </w:r>
-      <w:r>
-        <w:rPr>
-          <w:rtl/>
-          <w:cs/>
-          <w:lang w:val="ar_AE" w:bidi="ar_AE"/>
-        </w:rPr>
-        <w:t>). تَتضمِّن الفِدية ثمنًا يُدفع باعتباره بديلًا عما يُفتدى أو يُحرَّر.</w:t>
+        <w:t>في العهد القديم، قَدَّم الله قواعد مختلفة لشعب العهد الخاص به، حيث يمكن "افتداء" الحياة والممتلكات، أو "إعادة شرائها،" أو "تحريرها" عن طريق دفع فِديةٍ ما (راجع لاويين ٢٥–٢٧). تَتضمِّن الفِدية ثمنًا يُدفع باعتباره بديلًا عما يُفتدى أو يُحرَّر.</w:t>
       </w:r>
     </w:p>
     <w:p>
@@ -13426,119 +13378,7 @@
           <w:cs/>
           <w:lang w:val="ar_AE" w:bidi="ar_AE"/>
         </w:rPr>
-        <w:t>إن التعبير العبري (كوفر) يعني "غطاءً" أو "تغطيةً." كان ثمنًا بديلًا يُدفع بدلًا من نوال العقاب. كان من الممكن دفع فِدية لافتداء حياة مالك الثور الذي نطَح شخصًا ومات (</w:t>
-      </w:r>
-      <w:r>
-        <w:rPr>
-          <w:rtl/>
-          <w:cs/>
-          <w:lang w:val="ar_AE" w:bidi="ar_AE"/>
-        </w:rPr>
-        <w:t>خروج ٢١: ٣٠</w:t>
-      </w:r>
-      <w:r>
-        <w:rPr>
-          <w:rtl/>
-          <w:cs/>
-          <w:lang w:val="ar_AE" w:bidi="ar_AE"/>
-        </w:rPr>
-        <w:t>). طالَب اللهُ كلَ إسرائيلي بدفع فِدية قدرها نصف شاقل، عند القيام بالإحصاء لمَنع حدوث وباء (</w:t>
-      </w:r>
-      <w:r>
-        <w:rPr>
-          <w:rtl/>
-          <w:cs/>
-          <w:lang w:val="ar_AE" w:bidi="ar_AE"/>
-        </w:rPr>
-        <w:t>٣٠: ١٢</w:t>
-      </w:r>
-      <w:r>
-        <w:rPr>
-          <w:rtl/>
-          <w:cs/>
-          <w:lang w:val="ar_AE" w:bidi="ar_AE"/>
-        </w:rPr>
-        <w:t>)، وكانت "فِضة الكفَّارة" هذه تقدمةً للرب من أجل استخدامها في خدمة خيمة الاجتماع. لم يكن من الممكن افتداء القاتل، وأي شخص لجأ إلى مدينة ملجأ لم يكن من الممكن إرجاعه بفِديةٍ ما (</w:t>
-      </w:r>
-      <w:r>
-        <w:rPr>
-          <w:rtl/>
-          <w:cs/>
-          <w:lang w:val="ar_AE" w:bidi="ar_AE"/>
-        </w:rPr>
-        <w:t>عدد ٣٥: ٣١، ٣٢</w:t>
-      </w:r>
-      <w:r>
-        <w:rPr>
-          <w:rtl/>
-          <w:cs/>
-          <w:lang w:val="ar_AE" w:bidi="ar_AE"/>
-        </w:rPr>
-        <w:t>). كان من المستحيل تَجنُّب الموت بِدفع فِديةٍ ما (</w:t>
-      </w:r>
-      <w:r>
-        <w:rPr>
-          <w:rtl/>
-          <w:cs/>
-          <w:lang w:val="ar_AE" w:bidi="ar_AE"/>
-        </w:rPr>
-        <w:t>مزمور ٤٩: ٧–٩</w:t>
-      </w:r>
-      <w:r>
-        <w:rPr>
-          <w:rtl/>
-          <w:cs/>
-          <w:lang w:val="ar_AE" w:bidi="ar_AE"/>
-        </w:rPr>
-        <w:t>). لكن في حالات قليلة، يَحمل تعبير "فِدية" معنى "رشوة" (</w:t>
-      </w:r>
-      <w:r>
-        <w:rPr>
-          <w:rtl/>
-          <w:cs/>
-          <w:lang w:val="ar_AE" w:bidi="ar_AE"/>
-        </w:rPr>
-        <w:t>١ صموئيل ١٢: ٣</w:t>
-      </w:r>
-      <w:r>
-        <w:rPr>
-          <w:rtl/>
-          <w:cs/>
-          <w:lang w:val="ar_AE" w:bidi="ar_AE"/>
-        </w:rPr>
-        <w:t xml:space="preserve">؛ </w:t>
-      </w:r>
-      <w:r>
-        <w:rPr>
-          <w:rtl/>
-          <w:cs/>
-          <w:lang w:val="ar_AE" w:bidi="ar_AE"/>
-        </w:rPr>
-        <w:t>أمثال ٦: ٣٥</w:t>
-      </w:r>
-      <w:r>
-        <w:rPr>
-          <w:rtl/>
-          <w:cs/>
-          <w:lang w:val="ar_AE" w:bidi="ar_AE"/>
-        </w:rPr>
-        <w:t xml:space="preserve">؛ </w:t>
-      </w:r>
-      <w:r>
-        <w:rPr>
-          <w:rtl/>
-          <w:cs/>
-          <w:lang w:val="ar_AE" w:bidi="ar_AE"/>
-        </w:rPr>
-        <w:t>عاموس ٥: ١٢</w:t>
-      </w:r>
-      <w:r>
-        <w:rPr>
-          <w:rtl/>
-          <w:cs/>
-          <w:lang w:val="ar_AE" w:bidi="ar_AE"/>
-        </w:rPr>
-        <w:t>).</w:t>
+        <w:t>إن التعبير العبري (كوفر) يعني "غطاءً" أو "تغطيةً." كان ثمنًا بديلًا يُدفع بدلًا من نوال العقاب. كان من الممكن دفع فِدية لافتداء حياة مالك الثور الذي نطَح شخصًا ومات (خروج ٢١: ٣٠). طالَب اللهُ كلَ إسرائيلي بدفع فِدية قدرها نصف شاقل، عند القيام بالإحصاء لمَنع حدوث وباء (٣٠: ١٢)، وكانت "فِضة الكفَّارة" هذه تقدمةً للرب من أجل استخدامها في خدمة خيمة الاجتماع. لم يكن من الممكن افتداء القاتل، وأي شخص لجأ إلى مدينة ملجأ لم يكن من الممكن إرجاعه بفِديةٍ ما (عدد ٣٥: ٣١، ٣٢). كان من المستحيل تَجنُّب الموت بِدفع فِديةٍ ما (مزمور ٤٩: ٧–٩). لكن في حالات قليلة، يَحمل تعبير "فِدية" معنى "رشوة" (١ صموئيل ١٢: ٣؛ أمثال ٦: ٣٥؛ عاموس ٥: ١٢).</w:t>
       </w:r>
     </w:p>
     <w:p>
@@ -13592,667 +13432,27 @@
           <w:cs/>
           <w:lang w:val="ar_AE" w:bidi="ar_AE"/>
         </w:rPr>
-        <w:t xml:space="preserve"> والتي تَعني "مُستَرِد" أو "فادي،" تأتي من المعنى الجذري للتعبير العبري "يَسترد، يُصلح، يُحرر، يُنقذ." يُشير التعبير إلى قواعد ناموس الله بخصوص العائلة، والتي تَضع التزامات مختلفة على عاتق الأقارب (لاويين </w:t>
-      </w:r>
-      <w:r>
-        <w:rPr>
-          <w:rtl/>
-          <w:cs/>
-          <w:lang w:val="ar_AE" w:bidi="ar_AE"/>
-        </w:rPr>
-        <w:t>٢٥: ٢٥–٥٥</w:t>
-      </w:r>
-      <w:r>
-        <w:rPr>
-          <w:rtl/>
-          <w:cs/>
-          <w:lang w:val="ar_AE" w:bidi="ar_AE"/>
-        </w:rPr>
-        <w:t xml:space="preserve">). كان لدى الوَلِي، عن طريق دفع الفِدية، حق وواجب افتداء أي ممتلكات عائليَّة اضطر شخصٌ ما إلى بيعها (لاويين </w:t>
-      </w:r>
-      <w:r>
-        <w:rPr>
-          <w:rtl/>
-          <w:cs/>
-          <w:lang w:val="ar_AE" w:bidi="ar_AE"/>
-        </w:rPr>
-        <w:t>٢٥: ٢٥–٣٤</w:t>
-      </w:r>
-      <w:r>
-        <w:rPr>
-          <w:rtl/>
-          <w:cs/>
-          <w:lang w:val="ar_AE" w:bidi="ar_AE"/>
-        </w:rPr>
-        <w:t xml:space="preserve">؛ </w:t>
-      </w:r>
-      <w:r>
-        <w:rPr>
-          <w:rtl/>
-          <w:cs/>
-          <w:lang w:val="ar_AE" w:bidi="ar_AE"/>
-        </w:rPr>
-        <w:t>راعوث ٤: ٤–٦</w:t>
-      </w:r>
-      <w:r>
-        <w:rPr>
-          <w:rtl/>
-          <w:cs/>
-          <w:lang w:val="ar_AE" w:bidi="ar_AE"/>
-        </w:rPr>
-        <w:t>)؛ وافتداء قريب اضطر بسبب الفقر إلى بيع نفسه كعبد عند شخص غريب أو نزيل (</w:t>
-      </w:r>
-      <w:r>
-        <w:rPr>
-          <w:rtl/>
-          <w:cs/>
-          <w:lang w:val="ar_AE" w:bidi="ar_AE"/>
-        </w:rPr>
-        <w:t>لاويين ٢٥: ٤٧–٥٥</w:t>
-      </w:r>
-      <w:r>
-        <w:rPr>
-          <w:rtl/>
-          <w:cs/>
-          <w:lang w:val="ar_AE" w:bidi="ar_AE"/>
-        </w:rPr>
-        <w:t>)؛ والتصرُّف باعتباره منتقمًا لدم قريبٍ ميت، مما يُتمم المطالبة بالترضية عن سفك دم المقتول (</w:t>
-      </w:r>
-      <w:r>
-        <w:rPr>
-          <w:rtl/>
-          <w:cs/>
-          <w:lang w:val="ar_AE" w:bidi="ar_AE"/>
-        </w:rPr>
-        <w:t>عدد ٣٥: ١٩–٢٧</w:t>
-      </w:r>
-      <w:r>
-        <w:rPr>
-          <w:rtl/>
-          <w:cs/>
-          <w:lang w:val="ar_AE" w:bidi="ar_AE"/>
-        </w:rPr>
-        <w:t xml:space="preserve">؛ يشوع </w:t>
-      </w:r>
-      <w:r>
-        <w:rPr>
-          <w:rtl/>
-          <w:cs/>
-          <w:lang w:val="ar_AE" w:bidi="ar_AE"/>
-        </w:rPr>
-        <w:t>٢٠: ٣–٥</w:t>
-      </w:r>
-      <w:r>
-        <w:rPr>
-          <w:rtl/>
-          <w:cs/>
-          <w:lang w:val="ar_AE" w:bidi="ar_AE"/>
-        </w:rPr>
-        <w:t>). كان على الوَلِي أيضًا التزامٌ بالزواج من زوجة أخٍ ميت، مات دون أن يَترك أطفالًا، لكي يَقيم الوَلِي نسلًا له، ولا يُنسى اسم الأخ الميت في إسرائيل (</w:t>
-      </w:r>
-      <w:r>
-        <w:rPr>
-          <w:rtl/>
-          <w:cs/>
-          <w:lang w:val="ar_AE" w:bidi="ar_AE"/>
-        </w:rPr>
-        <w:t>راعوث ٣: ٩–١٣</w:t>
-      </w:r>
-      <w:r>
-        <w:rPr>
-          <w:rtl/>
-          <w:cs/>
-          <w:lang w:val="ar_AE" w:bidi="ar_AE"/>
-        </w:rPr>
-        <w:t xml:space="preserve">؛ </w:t>
-      </w:r>
-      <w:r>
-        <w:rPr>
-          <w:rtl/>
-          <w:cs/>
-          <w:lang w:val="ar_AE" w:bidi="ar_AE"/>
-        </w:rPr>
-        <w:t>٤: ١–١٢</w:t>
-      </w:r>
-      <w:r>
-        <w:rPr>
-          <w:rtl/>
-          <w:cs/>
-          <w:lang w:val="ar_AE" w:bidi="ar_AE"/>
-        </w:rPr>
-        <w:t>). بوجهٍ عام، كان الفادي "مُدافعًا" أو "مُخلِّصًا"؛ يُعتبر صراخ أيوب من أجل أن يُبرِّره الله مِثالًا مألوفًا (</w:t>
-      </w:r>
-      <w:r>
-        <w:rPr>
-          <w:rtl/>
-          <w:cs/>
-          <w:lang w:val="ar_AE" w:bidi="ar_AE"/>
-        </w:rPr>
-        <w:t>أيوب ١٩: ٢٥</w:t>
-      </w:r>
-      <w:r>
-        <w:rPr>
-          <w:rtl/>
-          <w:cs/>
-          <w:lang w:val="ar_AE" w:bidi="ar_AE"/>
-        </w:rPr>
-        <w:t>). بالمعنى الأسمى، يُعد الله وَلِي إسرائيل وفاديهم، إذ فداهم من عبودية مصر (</w:t>
-      </w:r>
-      <w:r>
-        <w:rPr>
-          <w:rtl/>
-          <w:cs/>
-          <w:lang w:val="ar_AE" w:bidi="ar_AE"/>
-        </w:rPr>
-        <w:t>خروج ٦: ٥–٧</w:t>
-      </w:r>
-      <w:r>
-        <w:rPr>
-          <w:rtl/>
-          <w:cs/>
-          <w:lang w:val="ar_AE" w:bidi="ar_AE"/>
-        </w:rPr>
-        <w:t xml:space="preserve">)، ومن سبي بابل، ومن المِحنة بوجهٍ عام (تَرِد كلمة جوعيل "go’el" ١٣ مرة في </w:t>
-      </w:r>
-      <w:r>
-        <w:rPr>
-          <w:rtl/>
-          <w:cs/>
-          <w:lang w:val="ar_AE" w:bidi="ar_AE"/>
-        </w:rPr>
-        <w:t>إشعياء ٤٠–٤٦</w:t>
-      </w:r>
-      <w:r>
-        <w:rPr>
-          <w:rtl/>
-          <w:cs/>
-          <w:lang w:val="ar_AE" w:bidi="ar_AE"/>
-        </w:rPr>
-        <w:t>). لذلك يُدعى شعب إسرائيل "مَفديِّو الربِّ" (</w:t>
-      </w:r>
-      <w:r>
-        <w:rPr>
-          <w:rtl/>
-          <w:cs/>
-          <w:lang w:val="ar_AE" w:bidi="ar_AE"/>
-        </w:rPr>
-        <w:t>إشعياء ٣٥: ١٠</w:t>
-      </w:r>
-      <w:r>
-        <w:rPr>
-          <w:rtl/>
-          <w:cs/>
-          <w:lang w:val="ar_AE" w:bidi="ar_AE"/>
-        </w:rPr>
-        <w:t>)، حيث تم "افتداؤهم" بلا فضة (</w:t>
-      </w:r>
-      <w:r>
-        <w:rPr>
-          <w:rtl/>
-          <w:cs/>
-          <w:lang w:val="ar_AE" w:bidi="ar_AE"/>
-        </w:rPr>
-        <w:t>٥٢: ٣</w:t>
-      </w:r>
-      <w:r>
-        <w:rPr>
-          <w:rtl/>
-          <w:cs/>
-          <w:lang w:val="ar_AE" w:bidi="ar_AE"/>
-        </w:rPr>
-        <w:t>). مع ذلك، يُشار إلى التكلفة في مثل هذه السياقات من حيث قُدرة الله وقوته.</w:t>
-      </w:r>
-    </w:p>
-    <w:p>
-      <w:pPr>
-        <w:bidi/>
-      </w:pPr>
-      <w:r>
-        <w:rPr>
-          <w:rtl/>
-          <w:cs/>
-          <w:lang w:val="ar_AE" w:bidi="ar_AE"/>
-        </w:rPr>
-      </w:r>
-      <w:r>
-        <w:rPr>
-          <w:rtl/>
-          <w:cs/>
-          <w:lang w:val="ar_AE" w:bidi="ar_AE"/>
-        </w:rPr>
-        <w:t>يَستخدم العهد القديم كلمة عبريَّة ثالثة (پيديون) من مجال الناموس التجاري للتعبير عن الفِدية أو الثمن المدفوع. بما أن الله قد عفا عن البِكر في شعب إسرائيل في وقت الخروج، فإن كل فاتح رحم كان ينتمي إلى الله، وكان يُفتدى الذكر الأكبر بِفِدية (</w:t>
-      </w:r>
-      <w:r>
-        <w:rPr>
-          <w:rtl/>
-          <w:cs/>
-          <w:lang w:val="ar_AE" w:bidi="ar_AE"/>
-        </w:rPr>
-        <w:t>خروج ١٣: ١٢–١٥</w:t>
-      </w:r>
-      <w:r>
-        <w:rPr>
-          <w:rtl/>
-          <w:cs/>
-          <w:lang w:val="ar_AE" w:bidi="ar_AE"/>
-        </w:rPr>
-        <w:t xml:space="preserve">؛ </w:t>
-      </w:r>
-      <w:r>
-        <w:rPr>
-          <w:rtl/>
-          <w:cs/>
-          <w:lang w:val="ar_AE" w:bidi="ar_AE"/>
-        </w:rPr>
-        <w:t>٣٤: ٢٠</w:t>
-      </w:r>
-      <w:r>
-        <w:rPr>
-          <w:rtl/>
-          <w:cs/>
-          <w:lang w:val="ar_AE" w:bidi="ar_AE"/>
-        </w:rPr>
-        <w:t xml:space="preserve">؛ </w:t>
-      </w:r>
-      <w:r>
-        <w:rPr>
-          <w:rtl/>
-          <w:cs/>
-          <w:lang w:val="ar_AE" w:bidi="ar_AE"/>
-        </w:rPr>
-        <w:t>ﻻويين ٢٧: ٢٧</w:t>
-      </w:r>
-      <w:r>
-        <w:rPr>
-          <w:rtl/>
-          <w:cs/>
-          <w:lang w:val="ar_AE" w:bidi="ar_AE"/>
-        </w:rPr>
-        <w:t xml:space="preserve">؛ </w:t>
-      </w:r>
-      <w:r>
-        <w:rPr>
-          <w:rtl/>
-          <w:cs/>
-          <w:lang w:val="ar_AE" w:bidi="ar_AE"/>
-        </w:rPr>
-        <w:t>عدد ١٨: ١٥–١٧</w:t>
-      </w:r>
-      <w:r>
-        <w:rPr>
-          <w:rtl/>
-          <w:cs/>
-          <w:lang w:val="ar_AE" w:bidi="ar_AE"/>
-        </w:rPr>
-        <w:t>). في وقت لاحق، تم فَرز سبط لاوي كُله باعتباره بديلًا كهنوتيًا للبِكر. وبما أنه كان هناك ٢٧٣ بِكرًا زائدين عن عدد اللاويين، فقد دُفِعَتْ خمسة شواقل لفداء كل واحد منهم (</w:t>
-      </w:r>
-      <w:r>
-        <w:rPr>
-          <w:rtl/>
-          <w:cs/>
-          <w:lang w:val="ar_AE" w:bidi="ar_AE"/>
-        </w:rPr>
-        <w:t>عدد ٣: ٤٠–٤٦</w:t>
-      </w:r>
-      <w:r>
-        <w:rPr>
-          <w:rtl/>
-          <w:cs/>
-          <w:lang w:val="ar_AE" w:bidi="ar_AE"/>
-        </w:rPr>
-        <w:t>). كان هذا المُصطلح يُستخدَم أيضًا للتعبير عن الثمن المدفوع لفداء العبد من العبوديَّة (</w:t>
-      </w:r>
-      <w:r>
-        <w:rPr>
-          <w:rtl/>
-          <w:cs/>
-          <w:lang w:val="ar_AE" w:bidi="ar_AE"/>
-        </w:rPr>
-        <w:t>تثنية ١٥: ١٥</w:t>
-      </w:r>
-      <w:r>
-        <w:rPr>
-          <w:rtl/>
-          <w:cs/>
-          <w:lang w:val="ar_AE" w:bidi="ar_AE"/>
-        </w:rPr>
-        <w:t xml:space="preserve">؛ </w:t>
-      </w:r>
-      <w:r>
-        <w:rPr>
-          <w:rtl/>
-          <w:cs/>
-          <w:lang w:val="ar_AE" w:bidi="ar_AE"/>
-        </w:rPr>
-        <w:t>٢٤: ١٨</w:t>
-      </w:r>
-      <w:r>
-        <w:rPr>
-          <w:rtl/>
-          <w:cs/>
-          <w:lang w:val="ar_AE" w:bidi="ar_AE"/>
-        </w:rPr>
-        <w:t>)؛ وكان من الممكن أيضًا فِداء أَمَةٍ (</w:t>
-      </w:r>
-      <w:r>
-        <w:rPr>
-          <w:rtl/>
-          <w:cs/>
-          <w:lang w:val="ar_AE" w:bidi="ar_AE"/>
-        </w:rPr>
-        <w:t>خروج ٢١: ٨–١١</w:t>
-      </w:r>
-      <w:r>
-        <w:rPr>
-          <w:rtl/>
-          <w:cs/>
-          <w:lang w:val="ar_AE" w:bidi="ar_AE"/>
-        </w:rPr>
-        <w:t xml:space="preserve">؛ </w:t>
-      </w:r>
-      <w:r>
-        <w:rPr>
-          <w:rtl/>
-          <w:cs/>
-          <w:lang w:val="ar_AE" w:bidi="ar_AE"/>
-        </w:rPr>
-        <w:t>ﻻويين ١٩: ٢٠</w:t>
-      </w:r>
-      <w:r>
-        <w:rPr>
-          <w:rtl/>
-          <w:cs/>
-          <w:lang w:val="ar_AE" w:bidi="ar_AE"/>
-        </w:rPr>
-        <w:t>). حَفَّز الله هذه الأحكام من خلال فدائه لإسرائيل عندما كانوا عبيدًا في مصر (</w:t>
-      </w:r>
-      <w:r>
-        <w:rPr>
-          <w:rtl/>
-          <w:cs/>
-          <w:lang w:val="ar_AE" w:bidi="ar_AE"/>
-        </w:rPr>
-        <w:t>تثنية ١٥: ١٥</w:t>
-      </w:r>
-      <w:r>
-        <w:rPr>
-          <w:rtl/>
-          <w:cs/>
-          <w:lang w:val="ar_AE" w:bidi="ar_AE"/>
-        </w:rPr>
-        <w:t xml:space="preserve">؛ </w:t>
-      </w:r>
-      <w:r>
-        <w:rPr>
-          <w:rtl/>
-          <w:cs/>
-          <w:lang w:val="ar_AE" w:bidi="ar_AE"/>
-        </w:rPr>
-        <w:t>٢٤: ١٨</w:t>
-      </w:r>
-      <w:r>
-        <w:rPr>
-          <w:rtl/>
-          <w:cs/>
-          <w:lang w:val="ar_AE" w:bidi="ar_AE"/>
-        </w:rPr>
-        <w:t>). يُستخدَم هذا المُصطلح العبري في الإشارة إلى تحرير الله لإسرائيل من مصر (</w:t>
-      </w:r>
-      <w:r>
-        <w:rPr>
-          <w:rtl/>
-          <w:cs/>
-          <w:lang w:val="ar_AE" w:bidi="ar_AE"/>
-        </w:rPr>
-        <w:t>تثنية ٧: ٨</w:t>
-      </w:r>
-      <w:r>
-        <w:rPr>
-          <w:rtl/>
-          <w:cs/>
-          <w:lang w:val="ar_AE" w:bidi="ar_AE"/>
-        </w:rPr>
-        <w:t xml:space="preserve">؛ </w:t>
-      </w:r>
-      <w:r>
-        <w:rPr>
-          <w:rtl/>
-          <w:cs/>
-          <w:lang w:val="ar_AE" w:bidi="ar_AE"/>
-        </w:rPr>
-        <w:t>٩: ٢٦</w:t>
-      </w:r>
-      <w:r>
-        <w:rPr>
-          <w:rtl/>
-          <w:cs/>
-          <w:lang w:val="ar_AE" w:bidi="ar_AE"/>
-        </w:rPr>
-        <w:t xml:space="preserve">؛ </w:t>
-      </w:r>
-      <w:r>
-        <w:rPr>
-          <w:rtl/>
-          <w:cs/>
-          <w:lang w:val="ar_AE" w:bidi="ar_AE"/>
-        </w:rPr>
-        <w:t>١٣: ٥</w:t>
-      </w:r>
-      <w:r>
-        <w:rPr>
-          <w:rtl/>
-          <w:cs/>
-          <w:lang w:val="ar_AE" w:bidi="ar_AE"/>
-        </w:rPr>
-        <w:t xml:space="preserve">؛ </w:t>
-      </w:r>
-      <w:r>
-        <w:rPr>
-          <w:rtl/>
-          <w:cs/>
-          <w:lang w:val="ar_AE" w:bidi="ar_AE"/>
-        </w:rPr>
-        <w:t>٢ صموئيل ٧: ٢٣</w:t>
-      </w:r>
-      <w:r>
-        <w:rPr>
-          <w:rtl/>
-          <w:cs/>
-          <w:lang w:val="ar_AE" w:bidi="ar_AE"/>
-        </w:rPr>
-        <w:t xml:space="preserve">؛ </w:t>
-      </w:r>
-      <w:r>
-        <w:rPr>
-          <w:rtl/>
-          <w:cs/>
-          <w:lang w:val="ar_AE" w:bidi="ar_AE"/>
-        </w:rPr>
-        <w:t>١ أخبار الأيام ١٧: ٢١</w:t>
-      </w:r>
-      <w:r>
-        <w:rPr>
-          <w:rtl/>
-          <w:cs/>
-          <w:lang w:val="ar_AE" w:bidi="ar_AE"/>
-        </w:rPr>
-        <w:t xml:space="preserve">؛ </w:t>
-      </w:r>
-      <w:r>
-        <w:rPr>
-          <w:rtl/>
-          <w:cs/>
-          <w:lang w:val="ar_AE" w:bidi="ar_AE"/>
-        </w:rPr>
-        <w:t>مزمور ٧٨: ٤٢</w:t>
-      </w:r>
-      <w:r>
-        <w:rPr>
-          <w:rtl/>
-          <w:cs/>
-          <w:lang w:val="ar_AE" w:bidi="ar_AE"/>
-        </w:rPr>
-        <w:t>) ومن السبي البابلي (</w:t>
-      </w:r>
-      <w:r>
-        <w:rPr>
-          <w:rtl/>
-          <w:cs/>
-          <w:lang w:val="ar_AE" w:bidi="ar_AE"/>
-        </w:rPr>
-        <w:t>إشعياء ٣٥: ١٠</w:t>
-      </w:r>
-      <w:r>
-        <w:rPr>
-          <w:rtl/>
-          <w:cs/>
-          <w:lang w:val="ar_AE" w:bidi="ar_AE"/>
-        </w:rPr>
-        <w:t xml:space="preserve">؛ </w:t>
-      </w:r>
-      <w:r>
-        <w:rPr>
-          <w:rtl/>
-          <w:cs/>
-          <w:lang w:val="ar_AE" w:bidi="ar_AE"/>
-        </w:rPr>
-        <w:t>٥١: ١١</w:t>
-      </w:r>
-      <w:r>
-        <w:rPr>
-          <w:rtl/>
-          <w:cs/>
-          <w:lang w:val="ar_AE" w:bidi="ar_AE"/>
-        </w:rPr>
-        <w:t>). يَفتدي اللهُ أحيانًا دون الإشارة إلى مناسبة معينة (</w:t>
-      </w:r>
-      <w:r>
-        <w:rPr>
-          <w:rtl/>
-          <w:cs/>
-          <w:lang w:val="ar_AE" w:bidi="ar_AE"/>
-        </w:rPr>
-        <w:t>هوشع ٧: ١٣</w:t>
-      </w:r>
-      <w:r>
-        <w:rPr>
-          <w:rtl/>
-          <w:cs/>
-          <w:lang w:val="ar_AE" w:bidi="ar_AE"/>
-        </w:rPr>
-        <w:t xml:space="preserve">؛ راجع </w:t>
-      </w:r>
-      <w:r>
-        <w:rPr>
-          <w:rtl/>
-          <w:cs/>
-          <w:lang w:val="ar_AE" w:bidi="ar_AE"/>
-        </w:rPr>
-        <w:t>تثنية ٢١: ٨</w:t>
-      </w:r>
-      <w:r>
-        <w:rPr>
-          <w:rtl/>
-          <w:cs/>
-          <w:lang w:val="ar_AE" w:bidi="ar_AE"/>
-        </w:rPr>
-        <w:t xml:space="preserve">؛ </w:t>
-      </w:r>
-      <w:r>
-        <w:rPr>
-          <w:rtl/>
-          <w:cs/>
-          <w:lang w:val="ar_AE" w:bidi="ar_AE"/>
-        </w:rPr>
-        <w:t>نحميا ١: ١٠</w:t>
-      </w:r>
-      <w:r>
-        <w:rPr>
-          <w:rtl/>
-          <w:cs/>
-          <w:lang w:val="ar_AE" w:bidi="ar_AE"/>
-        </w:rPr>
-        <w:t xml:space="preserve">؛ </w:t>
-      </w:r>
-      <w:r>
-        <w:rPr>
-          <w:rtl/>
-          <w:cs/>
-          <w:lang w:val="ar_AE" w:bidi="ar_AE"/>
-        </w:rPr>
-        <w:t>إشعياء ١: ٢٧</w:t>
-      </w:r>
-      <w:r>
-        <w:rPr>
-          <w:rtl/>
-          <w:cs/>
-          <w:lang w:val="ar_AE" w:bidi="ar_AE"/>
-        </w:rPr>
-        <w:t xml:space="preserve">؛ </w:t>
-      </w:r>
-      <w:r>
-        <w:rPr>
-          <w:rtl/>
-          <w:cs/>
-          <w:lang w:val="ar_AE" w:bidi="ar_AE"/>
-        </w:rPr>
-        <w:t>إرميا ٣١: ١١</w:t>
-      </w:r>
-      <w:r>
-        <w:rPr>
-          <w:rtl/>
-          <w:cs/>
-          <w:lang w:val="ar_AE" w:bidi="ar_AE"/>
-        </w:rPr>
-        <w:t>). يَفتدي اللهُ أيضًا من القبر (</w:t>
-      </w:r>
-      <w:r>
-        <w:rPr>
-          <w:rtl/>
-          <w:cs/>
-          <w:lang w:val="ar_AE" w:bidi="ar_AE"/>
-        </w:rPr>
-        <w:t>هوشع ١٣: ١٤</w:t>
-      </w:r>
-      <w:r>
-        <w:rPr>
-          <w:rtl/>
-          <w:cs/>
-          <w:lang w:val="ar_AE" w:bidi="ar_AE"/>
-        </w:rPr>
-        <w:t>)، ومِن الآثام، (</w:t>
-      </w:r>
-      <w:r>
-        <w:rPr>
-          <w:rtl/>
-          <w:cs/>
-          <w:lang w:val="ar_AE" w:bidi="ar_AE"/>
-        </w:rPr>
-        <w:t>مزمور ١٣٠: ٨</w:t>
-      </w:r>
-      <w:r>
-        <w:rPr>
-          <w:rtl/>
-          <w:cs/>
-          <w:lang w:val="ar_AE" w:bidi="ar_AE"/>
-        </w:rPr>
-        <w:t>)، ومن الضيقات (</w:t>
-      </w:r>
-      <w:r>
-        <w:rPr>
-          <w:rtl/>
-          <w:cs/>
-          <w:lang w:val="ar_AE" w:bidi="ar_AE"/>
-        </w:rPr>
-        <w:t>٢٥: ٢٢</w:t>
-      </w:r>
-      <w:r>
-        <w:rPr>
-          <w:rtl/>
-          <w:cs/>
-          <w:lang w:val="ar_AE" w:bidi="ar_AE"/>
-        </w:rPr>
-        <w:t>). يُوحي هذا الخلاص دائمًا بنوع من الثمن المدفوع أو التكلفة، مثل أن يَتطلَّب الفداء، "القوة المُقتدرة" أو "اليَد القديرة" لله.</w:t>
+        <w:t xml:space="preserve"> والتي تَعني "مُستَرِد" أو "فادي،" تأتي من المعنى الجذري للتعبير العبري "يَسترد، يُصلح، يُحرر، يُنقذ." يُشير التعبير إلى قواعد ناموس الله بخصوص العائلة، والتي تَضع التزامات مختلفة على عاتق الأقارب (لاويين ٢٥: ٢٥–٥٥). كان لدى الوَلِي، عن طريق دفع الفِدية، حق وواجب افتداء أي ممتلكات عائليَّة اضطر شخصٌ ما إلى بيعها (لاويين ٢٥: ٢٥–٣٤؛ راعوث ٤: ٤–٦)؛ وافتداء قريب اضطر بسبب الفقر إلى بيع نفسه كعبد عند شخص غريب أو نزيل (لاويين ٢٥: ٤٧–٥٥)؛ والتصرُّف باعتباره منتقمًا لدم قريبٍ ميت، مما يُتمم المطالبة بالترضية عن سفك دم المقتول (عدد ٣٥: ١٩–٢٧؛ يشوع ٢٠: ٣–٥). كان على الوَلِي أيضًا التزامٌ بالزواج من زوجة أخٍ ميت، مات دون أن يَترك أطفالًا، لكي يَقيم الوَلِي نسلًا له، ولا يُنسى اسم الأخ الميت في إسرائيل (راعوث ٣: ٩–١٣؛ ٤: ١–١٢). بوجهٍ عام، كان الفادي "مُدافعًا" أو "مُخلِّصًا"؛ يُعتبر صراخ أيوب من أجل أن يُبرِّره الله مِثالًا مألوفًا (أيوب ١٩: ٢٥). بالمعنى الأسمى، يُعد الله وَلِي إسرائيل وفاديهم، إذ فداهم من عبودية مصر (خروج ٦: ٥–٧)، ومن سبي بابل، ومن المِحنة بوجهٍ عام (تَرِد كلمة جوعيل "go’el" ١٣ مرة في إشعياء ٤٠–٤٦). لذلك يُدعى شعب إسرائيل "مَفديِّو الربِّ" (إشعياء ٣٥: ١٠)، حيث تم "افتداؤهم" بلا فضة (٥٢: ٣). مع ذلك، يُشار إلى التكلفة في مثل هذه السياقات من حيث قُدرة الله وقوته.</w:t>
+      </w:r>
+    </w:p>
+    <w:p>
+      <w:pPr>
+        <w:bidi/>
+      </w:pPr>
+      <w:r>
+        <w:rPr>
+          <w:rtl/>
+          <w:cs/>
+          <w:lang w:val="ar_AE" w:bidi="ar_AE"/>
+        </w:rPr>
+      </w:r>
+      <w:r>
+        <w:rPr>
+          <w:rtl/>
+          <w:cs/>
+          <w:lang w:val="ar_AE" w:bidi="ar_AE"/>
+        </w:rPr>
+        <w:t>يَستخدم العهد القديم كلمة عبريَّة ثالثة (پيديون) من مجال الناموس التجاري للتعبير عن الفِدية أو الثمن المدفوع. بما أن الله قد عفا عن البِكر في شعب إسرائيل في وقت الخروج، فإن كل فاتح رحم كان ينتمي إلى الله، وكان يُفتدى الذكر الأكبر بِفِدية (خروج ١٣: ١٢–١٥؛ ٣٤: ٢٠؛ ﻻويين ٢٧: ٢٧؛ عدد ١٨: ١٥–١٧). في وقت لاحق، تم فَرز سبط لاوي كُله باعتباره بديلًا كهنوتيًا للبِكر. وبما أنه كان هناك ٢٧٣ بِكرًا زائدين عن عدد اللاويين، فقد دُفِعَتْ خمسة شواقل لفداء كل واحد منهم (عدد ٣: ٤٠–٤٦). كان هذا المُصطلح يُستخدَم أيضًا للتعبير عن الثمن المدفوع لفداء العبد من العبوديَّة (تثنية ١٥: ١٥؛ ٢٤: ١٨)؛ وكان من الممكن أيضًا فِداء أَمَةٍ (خروج ٢١: ٨–١١؛ ﻻويين ١٩: ٢٠). حَفَّز الله هذه الأحكام من خلال فدائه لإسرائيل عندما كانوا عبيدًا في مصر (تثنية ١٥: ١٥؛ ٢٤: ١٨). يُستخدَم هذا المُصطلح العبري في الإشارة إلى تحرير الله لإسرائيل من مصر (تثنية ٧: ٨؛ ٩: ٢٦؛ ١٣: ٥؛ ٢ صموئيل ٧: ٢٣؛ ١ أخبار الأيام ١٧: ٢١؛ مزمور ٧٨: ٤٢) ومن السبي البابلي (إشعياء ٣٥: ١٠؛ ٥١: ١١). يَفتدي اللهُ أحيانًا دون الإشارة إلى مناسبة معينة (هوشع ٧: ١٣؛ راجع تثنية ٢١: ٨؛ نحميا ١: ١٠؛ إشعياء ١: ٢٧؛ إرميا ٣١: ١١). يَفتدي اللهُ أيضًا من القبر (هوشع ١٣: ١٤)، ومِن الآثام، (مزمور ١٣٠: ٨)، ومن الضيقات (٢٥: ٢٢). يُوحي هذا الخلاص دائمًا بنوع من الثمن المدفوع أو التكلفة، مثل أن يَتطلَّب الفداء، "القوة المُقتدرة" أو "اليَد القديرة" لله.</w:t>
       </w:r>
     </w:p>
     <w:p>
@@ -14306,135 +13506,7 @@
           <w:cs/>
           <w:lang w:val="ar_AE" w:bidi="ar_AE"/>
         </w:rPr>
-        <w:t>تُعتبر أهم مرة وردتْ فيها الكلمة في الجديد هي وصف يسوع لموته بأنه "فِديةً عن كثيرين" (</w:t>
-      </w:r>
-      <w:r>
-        <w:rPr>
-          <w:rtl/>
-          <w:cs/>
-          <w:lang w:val="ar_AE" w:bidi="ar_AE"/>
-        </w:rPr>
-        <w:t>متى ٢٠: ٢٨</w:t>
-      </w:r>
-      <w:r>
-        <w:rPr>
-          <w:rtl/>
-          <w:cs/>
-          <w:lang w:val="ar_AE" w:bidi="ar_AE"/>
-        </w:rPr>
-        <w:t xml:space="preserve">؛ </w:t>
-      </w:r>
-      <w:r>
-        <w:rPr>
-          <w:rtl/>
-          <w:cs/>
-          <w:lang w:val="ar_AE" w:bidi="ar_AE"/>
-        </w:rPr>
-        <w:t>مرقس ١٠: ٤٥</w:t>
-      </w:r>
-      <w:r>
-        <w:rPr>
-          <w:rtl/>
-          <w:cs/>
-          <w:lang w:val="ar_AE" w:bidi="ar_AE"/>
-        </w:rPr>
-        <w:t>). تَبرُز ثلاث سمات في كلمات يسوع: خدمته هي خدمة مُرتبطة بالفِدية؛ وتضحيته بنفسه هي ثمن الفِدية؛ وفِديته هي فِدية بَدليَّة في طابعها. "الَّذِي بَذَلَ نَفْسَهُ فِدْيَةً لأَجْلِ الْجَمِيعِ" (</w:t>
-      </w:r>
-      <w:r>
-        <w:rPr>
-          <w:rtl/>
-          <w:cs/>
-          <w:lang w:val="ar_AE" w:bidi="ar_AE"/>
-        </w:rPr>
-        <w:t>1 تيموثاوس ٢: ٦</w:t>
-      </w:r>
-      <w:r>
-        <w:rPr>
-          <w:rtl/>
-          <w:cs/>
-          <w:lang w:val="ar_AE" w:bidi="ar_AE"/>
-        </w:rPr>
-        <w:t>). إن يسوع المسيح "بَذَلَ نَفْسَهُ لأَجْلِنَا، لِكَيْ يَفْدِيَنَا مِنْ كُلِّ إِثْمٍ" (</w:t>
-      </w:r>
-      <w:r>
-        <w:rPr>
-          <w:rtl/>
-          <w:cs/>
-          <w:lang w:val="ar_AE" w:bidi="ar_AE"/>
-        </w:rPr>
-        <w:t>تيطس ٢: ١٤</w:t>
-      </w:r>
-      <w:r>
-        <w:rPr>
-          <w:rtl/>
-          <w:cs/>
-          <w:lang w:val="ar_AE" w:bidi="ar_AE"/>
-        </w:rPr>
-        <w:t>). إن ثمن الفِدية كان"دم المسيح الثمين،" الذي كان حملًا بلا عيب (</w:t>
-      </w:r>
-      <w:r>
-        <w:rPr>
-          <w:rtl/>
-          <w:cs/>
-          <w:lang w:val="ar_AE" w:bidi="ar_AE"/>
-        </w:rPr>
-        <w:t>١ بطرس ١: ١٨–١٩</w:t>
-      </w:r>
-      <w:r>
-        <w:rPr>
-          <w:rtl/>
-          <w:cs/>
-          <w:lang w:val="ar_AE" w:bidi="ar_AE"/>
-        </w:rPr>
-        <w:t>)، وبهذا يَربُط بين تضحية المسيح بنفسه وذبائح العهد القديم التي أشارت إليه. إن دمَ تيوسٍ وعجولٍ لم يَكن قادرًا على أن يُخلِّص، ولكن الفداء الأبدي تَحقق بدم المسيح (</w:t>
-      </w:r>
-      <w:r>
-        <w:rPr>
-          <w:rtl/>
-          <w:cs/>
-          <w:lang w:val="ar_AE" w:bidi="ar_AE"/>
-        </w:rPr>
-        <w:t>عبرانيين ٩: ١٢</w:t>
-      </w:r>
-      <w:r>
-        <w:rPr>
-          <w:rtl/>
-          <w:cs/>
-          <w:lang w:val="ar_AE" w:bidi="ar_AE"/>
-        </w:rPr>
-        <w:t>). يَترنِّم المَفديون في السماء ترنيمةً جديدة للخروف الذي فداهم دمه (</w:t>
-      </w:r>
-      <w:r>
-        <w:rPr>
-          <w:rtl/>
-          <w:cs/>
-          <w:lang w:val="ar_AE" w:bidi="ar_AE"/>
-        </w:rPr>
-        <w:t>رؤيا ٥: ٩</w:t>
-      </w:r>
-      <w:r>
-        <w:rPr>
-          <w:rtl/>
-          <w:cs/>
-          <w:lang w:val="ar_AE" w:bidi="ar_AE"/>
-        </w:rPr>
-        <w:t xml:space="preserve">؛ </w:t>
-      </w:r>
-      <w:r>
-        <w:rPr>
-          <w:rtl/>
-          <w:cs/>
-          <w:lang w:val="ar_AE" w:bidi="ar_AE"/>
-        </w:rPr>
-        <w:t>راجع ١٤: ٣، ٤</w:t>
-      </w:r>
-      <w:r>
-        <w:rPr>
-          <w:rtl/>
-          <w:cs/>
-          <w:lang w:val="ar_AE" w:bidi="ar_AE"/>
-        </w:rPr>
-        <w:t>).</w:t>
+        <w:t>تُعتبر أهم مرة وردتْ فيها الكلمة في الجديد هي وصف يسوع لموته بأنه "فِديةً عن كثيرين" (متى ٢٠: ٢٨؛ مرقس ١٠: ٤٥). تَبرُز ثلاث سمات في كلمات يسوع: خدمته هي خدمة مُرتبطة بالفِدية؛ وتضحيته بنفسه هي ثمن الفِدية؛ وفِديته هي فِدية بَدليَّة في طابعها. "الَّذِي بَذَلَ نَفْسَهُ فِدْيَةً لأَجْلِ الْجَمِيعِ" (1 تيموثاوس ٢: ٦). إن يسوع المسيح "بَذَلَ نَفْسَهُ لأَجْلِنَا، لِكَيْ يَفْدِيَنَا مِنْ كُلِّ إِثْمٍ" (تيطس ٢: ١٤). إن ثمن الفِدية كان"دم المسيح الثمين،" الذي كان حملًا بلا عيب (١ بطرس ١: ١٨–١٩)، وبهذا يَربُط بين تضحية المسيح بنفسه وذبائح العهد القديم التي أشارت إليه. إن دمَ تيوسٍ وعجولٍ لم يَكن قادرًا على أن يُخلِّص، ولكن الفداء الأبدي تَحقق بدم المسيح (عبرانيين ٩: ١٢). يَترنِّم المَفديون في السماء ترنيمةً جديدة للخروف الذي فداهم دمه (رؤيا ٥: ٩؛ راجع ١٤: ٣، ٤).</w:t>
       </w:r>
     </w:p>
     <w:p>
